--- a/labs/lab08/report/mathmod-lab08-report (Нджову Нелиа).docx
+++ b/labs/lab08/report/mathmod-lab08-report (Нджову Нелиа).docx
@@ -4790,7 +4790,17 @@
           <w:ilvl w:val="0"/>
           <w:numId w:val="1002"/>
         </w:numPr>
-        <w:pStyle w:val="Compact"/>
+      </w:pPr>
+      <w:r>
+        <w:t xml:space="preserve">Малыхин В.И. Математическое моделирование экономики. М., УРАО, 1998.160 с.</w:t>
+      </w:r>
+    </w:p>
+    <w:p>
+      <w:pPr>
+        <w:numPr>
+          <w:ilvl w:val="0"/>
+          <w:numId w:val="1002"/>
+        </w:numPr>
       </w:pPr>
       <w:r>
         <w:t xml:space="preserve">Кулябов Д.С. Лабораторная работа 8. Модель конкуренции двух фирм [Электронный ресурс]</w:t>
